--- a/course-materials/helpdesk-tier1-2/study-packs/Module_1_PC_Hardware_How_Computers_Work_A_Core_1.docx
+++ b/course-materials/helpdesk-tier1-2/study-packs/Module_1_PC_Hardware_How_Computers_Work_A_Core_1.docx
@@ -571,7 +571,7 @@
         <w:pStyle w:val="ListBullet"/>
       </w:pPr>
       <w:r>
-        <w:t>CompTIA A+ Certification (220-1101 &amp; 220-1102) overview — https://www.comptia.org/certifications/a</w:t>
+        <w:t>CompTIA A+ Certification (220-1201 &amp; 220-1202) overview — https://www.comptia.org/certifications/a</w:t>
       </w:r>
     </w:p>
     <w:p>
@@ -1683,7 +1683,7 @@
         <w:pStyle w:val="ListBullet"/>
       </w:pPr>
       <w:r>
-        <w:t>CompTIA A+ Certification (220-1101 / 220-1102) — https://www.comptia.org/certifications/a</w:t>
+        <w:t>CompTIA A+ Certification (220-1201 / 220-1202) — https://www.comptia.org/certifications/a</w:t>
       </w:r>
     </w:p>
     <w:p>
@@ -2267,7 +2267,7 @@
         <w:pStyle w:val="ListBullet"/>
       </w:pPr>
       <w:r>
-        <w:t>CompTIA A+ Certification (Core 1 220-1101) — https://www.comptia.org/certifications/a</w:t>
+        <w:t>CompTIA A+ Certification (Core 1 220-1201) — https://www.comptia.org/certifications/a</w:t>
       </w:r>
     </w:p>
     <w:p>
@@ -2497,6 +2497,11 @@
     <w:p>
       <w:r>
         <w:t>There is no single "best" OS — you choose based on the job: Windows for business apps, macOS for Apple-centric creative work, Linux for servers and developers. Just as important is the vendor lifecycle: every OS reaches end of support (end of life), after which it stops receiving security updates. A technician must track these dates, because an unsupported OS is a security risk that needs upgrading or replacing.</w:t>
+      </w:r>
+    </w:p>
+    <w:p>
+      <w:r>
+        <w:t>&gt; A date you should know: Windows 10 reached end of support on 14 October 2025. Microsoft offers paid Extended Security Updates (ESU) as a temporary bridge, but those machines should be migrated. Windows 11 is the current supported client OS. Lifecycle dates move, so always verify the current dates on Microsoft Learn before you act on them.</w:t>
       </w:r>
     </w:p>
     <w:p>
@@ -3971,7 +3976,7 @@
         <w:pStyle w:val="ListBullet"/>
       </w:pPr>
       <w:r>
-        <w:t>CompTIA A+ Certification (220-1101 / 220-1102) — https://www.comptia.org/certifications/a</w:t>
+        <w:t>CompTIA A+ Certification (220-1201 / 220-1202) — https://www.comptia.org/certifications/a</w:t>
       </w:r>
     </w:p>
     <w:p>
@@ -5150,7 +5155,7 @@
         <w:pStyle w:val="ListBullet"/>
       </w:pPr>
       <w:r>
-        <w:t>CompTIA — A+ Certification (Core 1 220-1101) — https://www.comptia.org/certifications/a</w:t>
+        <w:t>CompTIA — A+ Certification (Core 1 220-1201) — https://www.comptia.org/certifications/a</w:t>
       </w:r>
     </w:p>
     <w:p>
@@ -5744,7 +5749,7 @@
         <w:pStyle w:val="ListBullet"/>
       </w:pPr>
       <w:r>
-        <w:t>CompTIA — A+ certification (Core 1 220-1101) overview — https://www.comptia.org/certifications/a</w:t>
+        <w:t>CompTIA — A+ certification (Core 1 220-1201) overview — https://www.comptia.org/certifications/a</w:t>
       </w:r>
     </w:p>
     <w:p>
